--- a/data/employees/EMP021/AST-EMP021-03.docx
+++ b/data/employees/EMP021/AST-EMP021-03.docx
@@ -7,10 +7,7 @@
         <w:pStyle w:val="Heading1"/>
       </w:pPr>
       <w:r>
-        <w:rPr>
-          <w:sz w:val="36"/>
-        </w:rPr>
-        <w:t>Design specification - EMP021</w:t>
+        <w:t>Ast Emp021 03 - EMP021</w:t>
       </w:r>
     </w:p>
     <w:p>
@@ -18,130 +15,32 @@
         <w:pStyle w:val="Heading2"/>
       </w:pPr>
       <w:r>
-        <w:t>Document Metadata</w:t>
-      </w:r>
-    </w:p>
-    <w:tbl>
-      <w:tblPr>
-        <w:tblStyle w:val="TableGrid"/>
-        <w:tblW w:type="auto" w:w="0"/>
-        <w:tblLook w:firstColumn="1" w:firstRow="1" w:lastColumn="0" w:lastRow="0" w:noHBand="0" w:noVBand="1" w:val="04A0"/>
-      </w:tblPr>
-      <w:tblGrid>
-        <w:gridCol w:w="4320"/>
-        <w:gridCol w:w="4320"/>
-      </w:tblGrid>
-      <w:tr>
-        <w:tc>
-          <w:tcPr>
-            <w:tcW w:type="dxa" w:w="4320"/>
-          </w:tcPr>
-          <w:p>
-            <w:r>
-              <w:t>Author</w:t>
-            </w:r>
-          </w:p>
-        </w:tc>
-        <w:tc>
-          <w:tcPr>
-            <w:tcW w:type="dxa" w:w="4320"/>
-          </w:tcPr>
-          <w:p>
-            <w:r>
-              <w:t>Alex Garcia</w:t>
-            </w:r>
-          </w:p>
-        </w:tc>
-      </w:tr>
-      <w:tr>
-        <w:tc>
-          <w:tcPr>
-            <w:tcW w:type="dxa" w:w="4320"/>
-          </w:tcPr>
-          <w:p>
-            <w:r>
-              <w:t>Role / Department</w:t>
-            </w:r>
-          </w:p>
-        </w:tc>
-        <w:tc>
-          <w:tcPr>
-            <w:tcW w:type="dxa" w:w="4320"/>
-          </w:tcPr>
-          <w:p>
-            <w:r>
-              <w:t>Senior Engineer | Procurement</w:t>
-            </w:r>
-          </w:p>
-        </w:tc>
-      </w:tr>
-      <w:tr>
-        <w:tc>
-          <w:tcPr>
-            <w:tcW w:type="dxa" w:w="4320"/>
-          </w:tcPr>
-          <w:p>
-            <w:r>
-              <w:t>Location</w:t>
-            </w:r>
-          </w:p>
-        </w:tc>
-        <w:tc>
-          <w:tcPr>
-            <w:tcW w:type="dxa" w:w="4320"/>
-          </w:tcPr>
-          <w:p>
-            <w:r>
-              <w:t>Portland</w:t>
-            </w:r>
-          </w:p>
-        </w:tc>
-      </w:tr>
-      <w:tr>
-        <w:tc>
-          <w:tcPr>
-            <w:tcW w:type="dxa" w:w="4320"/>
-          </w:tcPr>
-          <w:p>
-            <w:r>
-              <w:t>Last Modified</w:t>
-            </w:r>
-          </w:p>
-        </w:tc>
-        <w:tc>
-          <w:tcPr>
-            <w:tcW w:type="dxa" w:w="4320"/>
-          </w:tcPr>
-          <w:p>
-            <w:r>
-              <w:t>2025-01-25</w:t>
-            </w:r>
-          </w:p>
-        </w:tc>
-      </w:tr>
-    </w:tbl>
-    <w:p/>
-    <w:p>
-      <w:pPr>
-        <w:pStyle w:val="Heading2"/>
-      </w:pPr>
-      <w:r>
-        <w:t>Specification</w:t>
+        <w:t>Page 1</w:t>
       </w:r>
     </w:p>
     <w:p>
       <w:r>
-        <w:t>Design Specification: Supplier Portal Integration</w:t>
+        <w:t>Section 1: Department KPI performance. EMP021 contributes to ast emp021 03 through recurring collaboration, clear ownership boundaries, and measurable outcomes. The team captures decisions, open issues, and handoffs so that knowledge remains discoverable for future programs.</w:t>
       </w:r>
     </w:p>
     <w:p>
       <w:r>
-        <w:t>Version: 1.2</w:t>
+        <w:t>Section 2: Operational risk review. EMP021 contributes to ast emp021 03 through recurring collaboration, clear ownership boundaries, and measurable outcomes. The team captures decisions, open issues, and handoffs so that knowledge remains discoverable for future programs.</w:t>
       </w:r>
     </w:p>
     <w:p>
       <w:r>
-        <w:t>This specification covers the integration between the supplier self-service portal and the procurement ERP module. Vendors submit invoices via the portal; OCR parsing extracts line items and matches against purchase orders with a tolerance of +-2%.</w:t>
+        <w:t>Section 3: Customer escalation analysis. EMP021 contributes to ast emp021 03 through recurring collaboration, clear ownership boundaries, and measurable outcomes. The team captures decisions, open issues, and handoffs so that knowledge remains discoverable for future programs.</w:t>
+      </w:r>
+    </w:p>
+    <w:p>
+      <w:r>
+        <w:t>Section 4: Operational risk review. EMP021 contributes to ast emp021 03 through recurring collaboration, clear ownership boundaries, and measurable outcomes. The team captures decisions, open issues, and handoffs so that knowledge remains discoverable for future programs.</w:t>
+      </w:r>
+    </w:p>
+    <w:p>
+      <w:r>
+        <w:br w:type="page"/>
       </w:r>
     </w:p>
     <w:p>
@@ -149,12 +48,60 @@
         <w:pStyle w:val="Heading2"/>
       </w:pPr>
       <w:r>
-        <w:t>Author Competencies</w:t>
+        <w:t>Page 2</w:t>
       </w:r>
     </w:p>
     <w:p>
       <w:r>
-        <w:t>Kusto, SQL, Fabric, Synapse</w:t>
+        <w:t>Section 1: Customer escalation analysis. EMP021 contributes to ast emp021 03 through recurring collaboration, clear ownership boundaries, and measurable outcomes. The team captures decisions, open issues, and handoffs so that knowledge remains discoverable for future programs.</w:t>
+      </w:r>
+    </w:p>
+    <w:p>
+      <w:r>
+        <w:t>Section 2: Fabric semantic model planning. EMP021 contributes to ast emp021 03 through recurring collaboration, clear ownership boundaries, and measurable outcomes. The team captures decisions, open issues, and handoffs so that knowledge remains discoverable for future programs.</w:t>
+      </w:r>
+    </w:p>
+    <w:p>
+      <w:r>
+        <w:t>Section 3: Fabric semantic model planning. EMP021 contributes to ast emp021 03 through recurring collaboration, clear ownership boundaries, and measurable outcomes. The team captures decisions, open issues, and handoffs so that knowledge remains discoverable for future programs.</w:t>
+      </w:r>
+    </w:p>
+    <w:p>
+      <w:r>
+        <w:t>Section 4: Customer escalation analysis. EMP021 contributes to ast emp021 03 through recurring collaboration, clear ownership boundaries, and measurable outcomes. The team captures decisions, open issues, and handoffs so that knowledge remains discoverable for future programs.</w:t>
+      </w:r>
+    </w:p>
+    <w:p>
+      <w:r>
+        <w:br w:type="page"/>
+      </w:r>
+    </w:p>
+    <w:p>
+      <w:pPr>
+        <w:pStyle w:val="Heading2"/>
+      </w:pPr>
+      <w:r>
+        <w:t>Page 3</w:t>
+      </w:r>
+    </w:p>
+    <w:p>
+      <w:r>
+        <w:t>Section 1: Customer escalation analysis. EMP021 contributes to ast emp021 03 through recurring collaboration, clear ownership boundaries, and measurable outcomes. The team captures decisions, open issues, and handoffs so that knowledge remains discoverable for future programs.</w:t>
+      </w:r>
+    </w:p>
+    <w:p>
+      <w:r>
+        <w:t>Section 2: Operational risk review. EMP021 contributes to ast emp021 03 through recurring collaboration, clear ownership boundaries, and measurable outcomes. The team captures decisions, open issues, and handoffs so that knowledge remains discoverable for future programs.</w:t>
+      </w:r>
+    </w:p>
+    <w:p>
+      <w:r>
+        <w:t>Section 3: Fabric semantic model planning. EMP021 contributes to ast emp021 03 through recurring collaboration, clear ownership boundaries, and measurable outcomes. The team captures decisions, open issues, and handoffs so that knowledge remains discoverable for future programs.</w:t>
+      </w:r>
+    </w:p>
+    <w:p>
+      <w:r>
+        <w:t>Section 4: Automation backlog refinement. EMP021 contributes to ast emp021 03 through recurring collaboration, clear ownership boundaries, and measurable outcomes. The team captures decisions, open issues, and handoffs so that knowledge remains discoverable for future programs.</w:t>
       </w:r>
     </w:p>
     <w:sectPr>
